--- a/TurtleBot3_Bridge/docs/ELG5228_TB3_Bridge_Student_Guide.docx
+++ b/TurtleBot3_Bridge/docs/ELG5228_TB3_Bridge_Student_Guide.docx
@@ -325,7 +325,7 @@
           <w:sz w:val="22"/>
           <w:szCs w:val="22"/>
         </w:rPr>
-        <w:t xml:space="preserve">Download the following three files from Brightspace (or the course GitHub repository) and place them in your </w:t>
+        <w:t xml:space="preserve">Download the following three files from Brightspace and place them in your </w:t>
       </w:r>
       <w:r>
         <w:rPr>
@@ -340,35 +340,7 @@
           <w:sz w:val="22"/>
           <w:szCs w:val="22"/>
         </w:rPr>
-        <w:t xml:space="preserve"> folder</w:t>
-      </w:r>
-      <w:r>
-        <w:rPr>
-          <w:sz w:val="22"/>
-          <w:szCs w:val="22"/>
-        </w:rPr>
-        <w:t>.</w:t>
-      </w:r>
-      <w:r>
-        <w:rPr>
-          <w:sz w:val="22"/>
-          <w:szCs w:val="22"/>
-        </w:rPr>
-        <w:t xml:space="preserve"> </w:t>
-      </w:r>
-      <w:r>
-        <w:rPr>
-          <w:sz w:val="22"/>
-          <w:szCs w:val="22"/>
-        </w:rPr>
-        <w:t>T</w:t>
-      </w:r>
-      <w:r>
-        <w:rPr>
-          <w:sz w:val="22"/>
-          <w:szCs w:val="22"/>
-        </w:rPr>
-        <w:t>he same local folder you already use for the course that is mapped into the Docker container.</w:t>
+        <w:t xml:space="preserve"> folder. The same local folder you already use for the course that is mapped into the Docker container.</w:t>
       </w:r>
     </w:p>
     <w:p>
@@ -398,12 +370,6 @@
         <w:gridCol w:w="5760"/>
       </w:tblGrid>
       <w:tr>
-        <w:tblPrEx>
-          <w:tblCellMar>
-            <w:top w:w="0" w:type="dxa"/>
-            <w:bottom w:w="0" w:type="dxa"/>
-          </w:tblCellMar>
-        </w:tblPrEx>
         <w:tc>
           <w:tcPr>
             <w:tcW w:w="3600" w:type="dxa"/>
@@ -476,12 +442,6 @@
         </w:tc>
       </w:tr>
       <w:tr>
-        <w:tblPrEx>
-          <w:tblCellMar>
-            <w:top w:w="0" w:type="dxa"/>
-            <w:bottom w:w="0" w:type="dxa"/>
-          </w:tblCellMar>
-        </w:tblPrEx>
         <w:tc>
           <w:tcPr>
             <w:tcW w:w="3600" w:type="dxa"/>
@@ -550,12 +510,6 @@
         </w:tc>
       </w:tr>
       <w:tr>
-        <w:tblPrEx>
-          <w:tblCellMar>
-            <w:top w:w="0" w:type="dxa"/>
-            <w:bottom w:w="0" w:type="dxa"/>
-          </w:tblCellMar>
-        </w:tblPrEx>
         <w:tc>
           <w:tcPr>
             <w:tcW w:w="3600" w:type="dxa"/>
@@ -624,12 +578,6 @@
         </w:tc>
       </w:tr>
       <w:tr>
-        <w:tblPrEx>
-          <w:tblCellMar>
-            <w:top w:w="0" w:type="dxa"/>
-            <w:bottom w:w="0" w:type="dxa"/>
-          </w:tblCellMar>
-        </w:tblPrEx>
         <w:tc>
           <w:tcPr>
             <w:tcW w:w="3600" w:type="dxa"/>
@@ -888,41 +836,41 @@
           <w:sz w:val="22"/>
           <w:szCs w:val="22"/>
         </w:rPr>
+        <w:t xml:space="preserve">python3 -c "import </w:t>
+      </w:r>
+      <w:proofErr w:type="spellStart"/>
+      <w:r>
+        <w:rPr>
+          <w:rFonts w:eastAsia="Courier New"/>
+          <w:sz w:val="22"/>
+          <w:szCs w:val="22"/>
+        </w:rPr>
+        <w:t>roslib_wrapper</w:t>
+      </w:r>
+      <w:proofErr w:type="spellEnd"/>
+      <w:r>
+        <w:rPr>
+          <w:rFonts w:eastAsia="Courier New"/>
+          <w:sz w:val="22"/>
+          <w:szCs w:val="22"/>
+        </w:rPr>
+        <w:t xml:space="preserve">; print('OK')" </w:t>
+      </w:r>
+    </w:p>
+    <w:p>
+      <w:pPr>
+        <w:spacing w:before="80" w:after="80"/>
+        <w:rPr>
+          <w:sz w:val="22"/>
+          <w:szCs w:val="22"/>
+        </w:rPr>
+      </w:pPr>
+      <w:r>
+        <w:rPr>
+          <w:sz w:val="22"/>
+          <w:szCs w:val="22"/>
+        </w:rPr>
         <w:lastRenderedPageBreak/>
-        <w:t xml:space="preserve">python3 -c "import </w:t>
-      </w:r>
-      <w:proofErr w:type="spellStart"/>
-      <w:r>
-        <w:rPr>
-          <w:rFonts w:eastAsia="Courier New"/>
-          <w:sz w:val="22"/>
-          <w:szCs w:val="22"/>
-        </w:rPr>
-        <w:t>roslib_wrapper</w:t>
-      </w:r>
-      <w:proofErr w:type="spellEnd"/>
-      <w:r>
-        <w:rPr>
-          <w:rFonts w:eastAsia="Courier New"/>
-          <w:sz w:val="22"/>
-          <w:szCs w:val="22"/>
-        </w:rPr>
-        <w:t xml:space="preserve">; print('OK')" </w:t>
-      </w:r>
-    </w:p>
-    <w:p>
-      <w:pPr>
-        <w:spacing w:before="80" w:after="80"/>
-        <w:rPr>
-          <w:sz w:val="22"/>
-          <w:szCs w:val="22"/>
-        </w:rPr>
-      </w:pPr>
-      <w:r>
-        <w:rPr>
-          <w:sz w:val="22"/>
-          <w:szCs w:val="22"/>
-        </w:rPr>
         <w:t xml:space="preserve">If it prints "OK", you are ready to write your algorithm. </w:t>
       </w:r>
     </w:p>
@@ -1003,57 +951,41 @@
           <w:szCs w:val="24"/>
           <w:u w:val="single"/>
         </w:rPr>
-        <w:t xml:space="preserve">2.1 </w:t>
-      </w:r>
-      <w:r>
+        <w:t>2.1 Where to write your code</w:t>
+      </w:r>
+    </w:p>
+    <w:p>
+      <w:pPr>
+        <w:spacing w:before="80" w:after="80"/>
+      </w:pPr>
+      <w:r>
+        <w:t>Inside student_template.py, look for the control_</w:t>
+      </w:r>
+      <w:proofErr w:type="gramStart"/>
+      <w:r>
+        <w:t>loop(</w:t>
+      </w:r>
+      <w:proofErr w:type="gramEnd"/>
+      <w:r>
+        <w:t>) method. It is called automatically at 10 Hz (10 times per second). Each time it runs, you can read the latest sensor data, decide what the robot should do, and publish a velocity command.</w:t>
+      </w:r>
+    </w:p>
+    <w:p>
+      <w:pPr>
+        <w:pStyle w:val="Heading2"/>
         <w:rPr>
           <w:sz w:val="24"/>
           <w:szCs w:val="24"/>
           <w:u w:val="single"/>
         </w:rPr>
-        <w:t>Where to write your code</w:t>
-      </w:r>
-    </w:p>
-    <w:p>
-      <w:pPr>
-        <w:spacing w:before="80" w:after="80"/>
-      </w:pPr>
-      <w:r>
-        <w:t>Inside student_template.py, look for the control_</w:t>
-      </w:r>
-      <w:proofErr w:type="gramStart"/>
-      <w:r>
-        <w:t>loop(</w:t>
-      </w:r>
-      <w:proofErr w:type="gramEnd"/>
-      <w:r>
-        <w:t>) method. It is called automatically at 10 Hz (10 times per second). Each time it runs, you can read the latest sensor data, decide what the robot should do, and publish a velocity command.</w:t>
-      </w:r>
-    </w:p>
-    <w:p>
-      <w:pPr>
-        <w:pStyle w:val="Heading2"/>
+      </w:pPr>
+      <w:r>
         <w:rPr>
           <w:sz w:val="24"/>
           <w:szCs w:val="24"/>
           <w:u w:val="single"/>
         </w:rPr>
-      </w:pPr>
-      <w:r>
-        <w:rPr>
-          <w:sz w:val="24"/>
-          <w:szCs w:val="24"/>
-          <w:u w:val="single"/>
-        </w:rPr>
-        <w:t xml:space="preserve">2.2 </w:t>
-      </w:r>
-      <w:r>
-        <w:rPr>
-          <w:sz w:val="24"/>
-          <w:szCs w:val="24"/>
-          <w:u w:val="single"/>
-        </w:rPr>
-        <w:t>Your Topics</w:t>
+        <w:t>2.2 Your Topics</w:t>
       </w:r>
     </w:p>
     <w:p>
@@ -1100,12 +1032,6 @@
         <w:gridCol w:w="4680"/>
       </w:tblGrid>
       <w:tr>
-        <w:tblPrEx>
-          <w:tblCellMar>
-            <w:top w:w="0" w:type="dxa"/>
-            <w:bottom w:w="0" w:type="dxa"/>
-          </w:tblCellMar>
-        </w:tblPrEx>
         <w:tc>
           <w:tcPr>
             <w:tcW w:w="1800" w:type="dxa"/>
@@ -1213,12 +1139,6 @@
         </w:tc>
       </w:tr>
       <w:tr>
-        <w:tblPrEx>
-          <w:tblCellMar>
-            <w:top w:w="0" w:type="dxa"/>
-            <w:bottom w:w="0" w:type="dxa"/>
-          </w:tblCellMar>
-        </w:tblPrEx>
         <w:tc>
           <w:tcPr>
             <w:tcW w:w="1800" w:type="dxa"/>
@@ -1278,7 +1198,7 @@
           <w:p>
             <w:r>
               <w:rPr>
-                <w:rFonts w:ascii="Courier New" w:eastAsia="Courier New" w:hAnsi="Courier New" w:cs="Courier New"/>
+                <w:rFonts w:eastAsia="Courier New"/>
                 <w:sz w:val="22"/>
                 <w:szCs w:val="22"/>
               </w:rPr>
@@ -1314,12 +1234,6 @@
         </w:tc>
       </w:tr>
       <w:tr>
-        <w:tblPrEx>
-          <w:tblCellMar>
-            <w:top w:w="0" w:type="dxa"/>
-            <w:bottom w:w="0" w:type="dxa"/>
-          </w:tblCellMar>
-        </w:tblPrEx>
         <w:tc>
           <w:tcPr>
             <w:tcW w:w="1800" w:type="dxa"/>
@@ -1379,7 +1293,7 @@
           <w:p>
             <w:r>
               <w:rPr>
-                <w:rFonts w:ascii="Courier New" w:eastAsia="Courier New" w:hAnsi="Courier New" w:cs="Courier New"/>
+                <w:rFonts w:eastAsia="Courier New"/>
                 <w:sz w:val="22"/>
                 <w:szCs w:val="22"/>
               </w:rPr>
@@ -1415,12 +1329,6 @@
         </w:tc>
       </w:tr>
       <w:tr>
-        <w:tblPrEx>
-          <w:tblCellMar>
-            <w:top w:w="0" w:type="dxa"/>
-            <w:bottom w:w="0" w:type="dxa"/>
-          </w:tblCellMar>
-        </w:tblPrEx>
         <w:tc>
           <w:tcPr>
             <w:tcW w:w="1800" w:type="dxa"/>
@@ -1487,7 +1395,7 @@
           <w:p>
             <w:r>
               <w:rPr>
-                <w:rFonts w:ascii="Courier New" w:eastAsia="Courier New" w:hAnsi="Courier New" w:cs="Courier New"/>
+                <w:rFonts w:eastAsia="Courier New"/>
                 <w:sz w:val="22"/>
                 <w:szCs w:val="22"/>
               </w:rPr>
@@ -1566,15 +1474,7 @@
           <w:u w:val="single"/>
         </w:rPr>
         <w:lastRenderedPageBreak/>
-        <w:t xml:space="preserve">2.3 </w:t>
-      </w:r>
-      <w:r>
-        <w:rPr>
-          <w:sz w:val="24"/>
-          <w:szCs w:val="24"/>
-          <w:u w:val="single"/>
-        </w:rPr>
-        <w:t>What data is available to you</w:t>
+        <w:t>2.3 What data is available to you</w:t>
       </w:r>
     </w:p>
     <w:p>
@@ -2476,14 +2376,7 @@
           <w:b/>
           <w:bCs/>
         </w:rPr>
-        <w:t xml:space="preserve">2.4 </w:t>
-      </w:r>
-      <w:r>
-        <w:rPr>
-          <w:b/>
-          <w:bCs/>
-        </w:rPr>
-        <w:t>Important rules</w:t>
+        <w:t>2.4 Important rules</w:t>
       </w:r>
     </w:p>
     <w:p>
@@ -3703,14 +3596,7 @@
           <w:sz w:val="22"/>
           <w:szCs w:val="22"/>
         </w:rPr>
-        <w:t>i</w:t>
-      </w:r>
-      <w:r>
-        <w:rPr>
-          <w:sz w:val="22"/>
-          <w:szCs w:val="22"/>
-        </w:rPr>
-        <w:t>f .local</w:t>
+        <w:t>if .local</w:t>
       </w:r>
       <w:proofErr w:type="gramEnd"/>
       <w:r>
@@ -3718,21 +3604,7 @@
           <w:sz w:val="22"/>
           <w:szCs w:val="22"/>
         </w:rPr>
-        <w:t xml:space="preserve"> does not resolve, find the TB3's IP by connecting a monitor </w:t>
-      </w:r>
-      <w:r>
-        <w:rPr>
-          <w:sz w:val="22"/>
-          <w:szCs w:val="22"/>
-        </w:rPr>
-        <w:t>and</w:t>
-      </w:r>
-      <w:r>
-        <w:rPr>
-          <w:sz w:val="22"/>
-          <w:szCs w:val="22"/>
-        </w:rPr>
-        <w:t xml:space="preserve"> running </w:t>
+        <w:t xml:space="preserve"> does not resolve, find the TB3's IP by connecting a monitor and running </w:t>
       </w:r>
       <w:proofErr w:type="spellStart"/>
       <w:r>
@@ -4163,12 +4035,6 @@
         <w:gridCol w:w="3480"/>
       </w:tblGrid>
       <w:tr>
-        <w:tblPrEx>
-          <w:tblCellMar>
-            <w:top w:w="0" w:type="dxa"/>
-            <w:bottom w:w="0" w:type="dxa"/>
-          </w:tblCellMar>
-        </w:tblPrEx>
         <w:tc>
           <w:tcPr>
             <w:tcW w:w="2400" w:type="dxa"/>
@@ -4272,12 +4138,6 @@
         </w:tc>
       </w:tr>
       <w:tr>
-        <w:tblPrEx>
-          <w:tblCellMar>
-            <w:top w:w="0" w:type="dxa"/>
-            <w:bottom w:w="0" w:type="dxa"/>
-          </w:tblCellMar>
-        </w:tblPrEx>
         <w:tc>
           <w:tcPr>
             <w:tcW w:w="2400" w:type="dxa"/>
@@ -4376,12 +4236,6 @@
         </w:tc>
       </w:tr>
       <w:tr>
-        <w:tblPrEx>
-          <w:tblCellMar>
-            <w:top w:w="0" w:type="dxa"/>
-            <w:bottom w:w="0" w:type="dxa"/>
-          </w:tblCellMar>
-        </w:tblPrEx>
         <w:tc>
           <w:tcPr>
             <w:tcW w:w="2400" w:type="dxa"/>
@@ -4489,12 +4343,6 @@
         </w:tc>
       </w:tr>
       <w:tr>
-        <w:tblPrEx>
-          <w:tblCellMar>
-            <w:top w:w="0" w:type="dxa"/>
-            <w:bottom w:w="0" w:type="dxa"/>
-          </w:tblCellMar>
-        </w:tblPrEx>
         <w:tc>
           <w:tcPr>
             <w:tcW w:w="2400" w:type="dxa"/>
@@ -4593,12 +4441,6 @@
         </w:tc>
       </w:tr>
       <w:tr>
-        <w:tblPrEx>
-          <w:tblCellMar>
-            <w:top w:w="0" w:type="dxa"/>
-            <w:bottom w:w="0" w:type="dxa"/>
-          </w:tblCellMar>
-        </w:tblPrEx>
         <w:tc>
           <w:tcPr>
             <w:tcW w:w="2400" w:type="dxa"/>
@@ -4713,12 +4555,6 @@
         </w:tc>
       </w:tr>
       <w:tr>
-        <w:tblPrEx>
-          <w:tblCellMar>
-            <w:top w:w="0" w:type="dxa"/>
-            <w:bottom w:w="0" w:type="dxa"/>
-          </w:tblCellMar>
-        </w:tblPrEx>
         <w:tc>
           <w:tcPr>
             <w:tcW w:w="2400" w:type="dxa"/>
@@ -4817,12 +4653,6 @@
         </w:tc>
       </w:tr>
       <w:tr>
-        <w:tblPrEx>
-          <w:tblCellMar>
-            <w:top w:w="0" w:type="dxa"/>
-            <w:bottom w:w="0" w:type="dxa"/>
-          </w:tblCellMar>
-        </w:tblPrEx>
         <w:tc>
           <w:tcPr>
             <w:tcW w:w="2400" w:type="dxa"/>
@@ -4921,12 +4751,6 @@
         </w:tc>
       </w:tr>
       <w:tr>
-        <w:tblPrEx>
-          <w:tblCellMar>
-            <w:top w:w="0" w:type="dxa"/>
-            <w:bottom w:w="0" w:type="dxa"/>
-          </w:tblCellMar>
-        </w:tblPrEx>
         <w:tc>
           <w:tcPr>
             <w:tcW w:w="2400" w:type="dxa"/>
